--- a/講義/申論題完整擬答_107-114.docx
+++ b/講義/申論題完整擬答_107-114.docx
@@ -3864,7 +3864,7 @@
           <w:rFonts w:ascii="Microsoft JhengHei" w:hAnsi="Microsoft JhengHei" w:eastAsia="Microsoft JhengHei" w:cs="Microsoft JhengHei"/>
           <w:sz w:val="21"/>
         </w:rPr>
-        <w:t>誘因：容積獎勵＋「時程獎勵」（愈早申請獎勵愈多）、稅捐減免。</w:t>
+        <w:t>誘因：容積獎勵、稅捐減免。※「時程獎勵」已於 114.5.12 歸零，現存規模獎勵（達200㎡給2%、每增100㎡加0.5%、上限10%）。</w:t>
       </w:r>
     </w:p>
     <w:p>
@@ -4267,7 +4267,7 @@
                 <w:rFonts w:ascii="Microsoft JhengHei" w:hAnsi="Microsoft JhengHei" w:eastAsia="Microsoft JhengHei" w:cs="Microsoft JhengHei"/>
                 <w:sz w:val="19"/>
               </w:rPr>
-              <w:t>容積獎勵＋時程獎勵、稅捐減免</w:t>
+              <w:t>容積獎勵、稅捐；時程獎勵114.5.12已歸零→規模獎勵</w:t>
             </w:r>
           </w:p>
         </w:tc>
@@ -4611,7 +4611,7 @@
                 <w:rFonts w:ascii="Microsoft JhengHei" w:hAnsi="Microsoft JhengHei" w:eastAsia="Microsoft JhengHei" w:cs="Microsoft JhengHei"/>
                 <w:sz w:val="19"/>
               </w:rPr>
-              <w:t>就個別基地加速重建、提升耐震，並有時程獎勵。</w:t>
+              <w:t>就個別基地加速重建、提升耐震（100%同意）。</w:t>
             </w:r>
           </w:p>
         </w:tc>
@@ -12550,7 +12550,7 @@
                 <w:rFonts w:ascii="Microsoft JhengHei" w:hAnsi="Microsoft JhengHei" w:eastAsia="Microsoft JhengHei" w:cs="Microsoft JhengHei"/>
                 <w:sz w:val="19"/>
               </w:rPr>
-              <w:t>個別基地加速重建、時程獎勵。</w:t>
+              <w:t>個別基地加速重建、100%同意（時程獎勵已歸零）。</w:t>
             </w:r>
           </w:p>
         </w:tc>

--- a/講義/申論題完整擬答_107-114.docx
+++ b/講義/申論題完整擬答_107-114.docx
@@ -3864,7 +3864,7 @@
           <w:rFonts w:ascii="Microsoft JhengHei" w:hAnsi="Microsoft JhengHei" w:eastAsia="Microsoft JhengHei" w:cs="Microsoft JhengHei"/>
           <w:sz w:val="21"/>
         </w:rPr>
-        <w:t>誘因：容積獎勵、稅捐減免。※「時程獎勵」已於 114.5.12 歸零，現存規模獎勵（達200㎡給2%、每增100㎡加0.5%、上限10%）。</w:t>
+        <w:t>誘因：容積獎勵、稅捐減免；109 年應試當時另有「時程獎勵」8%（109.5.12–110.5.11 申請者）。※ 現行（114.5.12 起）時程獎勵已歸零，改為規模獎勵——答舊題寫當年版本、再加註現行。</w:t>
       </w:r>
     </w:p>
     <w:p>
@@ -4267,7 +4267,7 @@
                 <w:rFonts w:ascii="Microsoft JhengHei" w:hAnsi="Microsoft JhengHei" w:eastAsia="Microsoft JhengHei" w:cs="Microsoft JhengHei"/>
                 <w:sz w:val="19"/>
               </w:rPr>
-              <w:t>容積獎勵、稅捐；時程獎勵114.5.12已歸零→規模獎勵</w:t>
+              <w:t>容積獎勵、稅捐；109 年當時時程獎勵 8%（現行已歸零→規模獎勵）</w:t>
             </w:r>
           </w:p>
         </w:tc>
@@ -12550,7 +12550,7 @@
                 <w:rFonts w:ascii="Microsoft JhengHei" w:hAnsi="Microsoft JhengHei" w:eastAsia="Microsoft JhengHei" w:cs="Microsoft JhengHei"/>
                 <w:sz w:val="19"/>
               </w:rPr>
-              <w:t>個別基地加速重建、100%同意（時程獎勵已歸零）。</w:t>
+              <w:t>個別基地加速重建、100%同意（109 年當時時程獎勵 8%，現行已歸零）。</w:t>
             </w:r>
           </w:p>
         </w:tc>
